--- a/user_docs.docx
+++ b/user_docs.docx
@@ -398,6 +398,10 @@
     <w:sdt>
       <w:sdtPr>
         <w:rPr>
+          <w:rFonts w:asciiTheme="minorHAnsi" w:eastAsiaTheme="minorHAnsi" w:hAnsiTheme="minorHAnsi" w:cstheme="minorBidi"/>
+          <w:color w:val="auto"/>
+          <w:sz w:val="22"/>
+          <w:szCs w:val="22"/>
           <w:lang w:val="sk-SK"/>
         </w:rPr>
         <w:id w:val="1919057623"/>
@@ -408,13 +412,9 @@
       </w:sdtPr>
       <w:sdtEndPr>
         <w:rPr>
-          <w:rFonts w:asciiTheme="minorHAnsi" w:eastAsiaTheme="minorHAnsi" w:hAnsiTheme="minorHAnsi" w:cstheme="minorBidi"/>
           <w:b/>
           <w:bCs/>
           <w:noProof/>
-          <w:color w:val="auto"/>
-          <w:sz w:val="22"/>
-          <w:szCs w:val="22"/>
         </w:rPr>
       </w:sdtEndPr>
       <w:sdtContent>
@@ -3087,6 +3087,50 @@
     </w:p>
     <w:p>
       <w:pPr>
+        <w:ind w:left="284"/>
+        <w:rPr>
+          <w:lang w:val="sk-SK"/>
+        </w:rPr>
+      </w:pPr>
+      <w:r>
+        <w:rPr>
+          <w:lang w:val="sk-SK"/>
+        </w:rPr>
+        <w:t>Ku generovaniu návestí dochádza v rôznych prípadoch, predovšetkým pri definícii funckií, aby sme vedeli kam skočiť, ak dôjde k volaniu danej funkcie. Návestia sa silno využívajú aj pri podmienených príkazoch, kde sa musíme na základe pravdivostnej hodnoty príslušného výrazu rozho</w:t>
+      </w:r>
+      <w:r>
+        <w:rPr>
+          <w:lang w:val="sk-SK"/>
+        </w:rPr>
+        <w:t>d</w:t>
+      </w:r>
+      <w:r>
+        <w:rPr>
+          <w:lang w:val="sk-SK"/>
+        </w:rPr>
+        <w:t>núť</w:t>
+      </w:r>
+      <w:r>
+        <w:rPr>
+          <w:lang w:val="sk-SK"/>
+        </w:rPr>
+        <w:t>,</w:t>
+      </w:r>
+      <w:r>
+        <w:rPr>
+          <w:lang w:val="sk-SK"/>
+        </w:rPr>
+        <w:t xml:space="preserve"> ktorú časť podmieneného príkazu budeme vykonávať. Ďalším využitím je aj for cyklus, kde  musíme určiť bloky vygenerovaného </w:t>
+      </w:r>
+      <w:r>
+        <w:rPr>
+          <w:lang w:val="sk-SK"/>
+        </w:rPr>
+        <w:t>kódu na ktoré sa bude skákať, vrámci každej iterácie. Návestia zohrávali kľúčovú rolu aj pri výskyte príkazu return v zdrojovom kóde, či pri ošetrení definície premennej vo for cykle, aby sme sa vyhli opakovanej definícii premennej.</w:t>
+      </w:r>
+    </w:p>
+    <w:p>
+      <w:pPr>
         <w:spacing w:after="240"/>
         <w:ind w:left="288"/>
         <w:rPr>
@@ -3118,6 +3162,180 @@
     </w:p>
     <w:p>
       <w:pPr>
+        <w:rPr>
+          <w:rFonts w:asciiTheme="majorHAnsi" w:eastAsiaTheme="majorEastAsia" w:hAnsiTheme="majorHAnsi" w:cstheme="majorBidi"/>
+          <w:color w:val="1F3763" w:themeColor="accent1" w:themeShade="7F"/>
+          <w:sz w:val="24"/>
+          <w:szCs w:val="24"/>
+          <w:lang w:val="sk-SK"/>
+        </w:rPr>
+      </w:pPr>
+      <w:r>
+        <w:rPr>
+          <w:lang w:val="sk-SK"/>
+        </w:rPr>
+        <w:br w:type="page"/>
+      </w:r>
+    </w:p>
+    <w:p>
+      <w:pPr>
+        <w:pStyle w:val="Heading3"/>
+        <w:rPr>
+          <w:lang w:val="sk-SK"/>
+        </w:rPr>
+      </w:pPr>
+      <w:r>
+        <w:rPr>
+          <w:lang w:val="sk-SK"/>
+        </w:rPr>
+        <w:lastRenderedPageBreak/>
+        <w:t>Generovanie funkcíí</w:t>
+      </w:r>
+    </w:p>
+    <w:p>
+      <w:pPr>
+        <w:ind w:left="426"/>
+        <w:rPr>
+          <w:lang w:val="sk-SK"/>
+        </w:rPr>
+      </w:pPr>
+      <w:r>
+        <w:rPr>
+          <w:lang w:val="sk-SK"/>
+        </w:rPr>
+        <w:t>Na úvod treba podotknúť, že sme si všetky vstavané funkcie</w:t>
+      </w:r>
+      <w:r>
+        <w:rPr>
+          <w:lang w:val="sk-SK"/>
+        </w:rPr>
+        <w:t xml:space="preserve"> (okrem funkcie print)</w:t>
+      </w:r>
+      <w:r>
+        <w:rPr>
+          <w:lang w:val="sk-SK"/>
+        </w:rPr>
+        <w:t xml:space="preserve"> a ich telo vygenerovali zvlášť. Pri </w:t>
+      </w:r>
+      <w:r>
+        <w:rPr>
+          <w:lang w:val="sk-SK"/>
+        </w:rPr>
+        <w:t>užívateľských</w:t>
+      </w:r>
+      <w:r>
+        <w:rPr>
+          <w:lang w:val="sk-SK"/>
+        </w:rPr>
+        <w:t xml:space="preserve"> funkciách sme postupovali tak, že pri definícii funckie užívateľom, sme si vygenerovali</w:t>
+      </w:r>
+      <w:r>
+        <w:rPr>
+          <w:lang w:val="sk-SK"/>
+        </w:rPr>
+        <w:t xml:space="preserve"> jej návestie, definovali na LF premenné do ktorých sa uloží návratová hodnota funckie, pričom počet týchto premenných sa rovná počtu návratových hodnôt danej funkcie. Ak došlo k volaniu k nejakej funkcie, tak si na TF definujeme toľko premenných, koľko parametrov sa posiela do danej funkcie, a do týchto premenných vložíme hodnoty týchto parametrov. Pri inštrukcii </w:t>
+      </w:r>
+      <w:r>
+        <w:rPr>
+          <w:highlight w:val="lightGray"/>
+          <w:lang w:val="sk-SK"/>
+        </w:rPr>
+        <w:t>PUSHFRAME</w:t>
+      </w:r>
+      <w:r>
+        <w:rPr>
+          <w:lang w:val="sk-SK"/>
+        </w:rPr>
+        <w:t xml:space="preserve"> sa z TF stane LF </w:t>
+      </w:r>
+      <w:r>
+        <w:rPr>
+          <w:lang w:val="sk-SK"/>
+        </w:rPr>
+        <w:t xml:space="preserve">a </w:t>
+      </w:r>
+      <w:r>
+        <w:rPr>
+          <w:lang w:val="sk-SK"/>
+        </w:rPr>
+        <w:t>volaná funkcia môže s danými parametrami pracovať. Pokiaľ daná funkcia má nenulový počet návratových hodôt</w:t>
+      </w:r>
+      <w:r>
+        <w:rPr>
+          <w:lang w:val="sk-SK"/>
+        </w:rPr>
+        <w:t>, presunieme do premenných  na LF hodnoty nachádzajúce sa v TF v premenných %retval(i), kde i odpovedá indexu danej návratovej hodnoty, čím simulujeme priradenie návratovej hodnoty funkcie do premennej (respektíve návratových hodnôt funckie do premenných).</w:t>
+      </w:r>
+      <w:r>
+        <w:rPr>
+          <w:lang w:val="sk-SK"/>
+        </w:rPr>
+        <w:t xml:space="preserve"> Funkciu</w:t>
+      </w:r>
+      <w:r>
+        <w:rPr>
+          <w:lang w:val="sk-SK"/>
+        </w:rPr>
+        <w:t xml:space="preserve"> </w:t>
+      </w:r>
+      <w:r>
+        <w:rPr>
+          <w:lang w:val="sk-SK"/>
+        </w:rPr>
+        <w:t>print</w:t>
+      </w:r>
+      <w:r>
+        <w:rPr>
+          <w:lang w:val="sk-SK"/>
+        </w:rPr>
+        <w:t xml:space="preserve"> sme</w:t>
+      </w:r>
+      <w:r>
+        <w:rPr>
+          <w:lang w:val="sk-SK"/>
+        </w:rPr>
+        <w:t xml:space="preserve"> generovali iným spôsobom. Pokiaľ ju užívateľ zavolá, na TF sa definuje pomocná premenná do ktorej sa priradí hodnota</w:t>
+      </w:r>
+      <w:r>
+        <w:rPr>
+          <w:lang w:val="sk-SK"/>
+        </w:rPr>
+        <w:t xml:space="preserve"> termu </w:t>
+      </w:r>
+      <w:r>
+        <w:rPr>
+          <w:lang w:val="sk-SK"/>
+        </w:rPr>
+        <w:t>odpovedajúc</w:t>
+      </w:r>
+      <w:r>
+        <w:rPr>
+          <w:lang w:val="sk-SK"/>
+        </w:rPr>
+        <w:t>a</w:t>
+      </w:r>
+      <w:r>
+        <w:rPr>
+          <w:lang w:val="sk-SK"/>
+        </w:rPr>
+        <w:t xml:space="preserve"> termu, ktorý posiela do tejto funkcie užívateľ a prostredníctvom inštrukcie </w:t>
+      </w:r>
+      <w:r>
+        <w:rPr>
+          <w:highlight w:val="lightGray"/>
+          <w:lang w:val="sk-SK"/>
+        </w:rPr>
+        <w:t>WRITE</w:t>
+      </w:r>
+      <w:r>
+        <w:rPr>
+          <w:lang w:val="sk-SK"/>
+        </w:rPr>
+        <w:t xml:space="preserve"> výpíšeme hodnotu našej pomocnej premennej.</w:t>
+      </w:r>
+    </w:p>
+    <w:p>
+      <w:pPr>
         <w:spacing w:after="240"/>
         <w:ind w:left="288"/>
         <w:rPr>
@@ -3204,6 +3422,38 @@
         <w:t>Tabuľka symbolov – binárny vyhľadávací strom</w:t>
       </w:r>
       <w:bookmarkEnd w:id="11"/>
+    </w:p>
+    <w:p>
+      <w:pPr>
+        <w:ind w:left="284"/>
+        <w:rPr>
+          <w:lang w:val="sk-SK"/>
+        </w:rPr>
+      </w:pPr>
+      <w:r>
+        <w:rPr>
+          <w:lang w:val="sk-SK"/>
+        </w:rPr>
+        <w:t>Tabuľku symbolov sme implementovali podľa postupov preberaných na prednáškach predmetu IAL. Náš tým si vybral variantu 1, čiže variantu, kde sa tabuľka symbolov implementuje ako binárny vyhľadávací strom.</w:t>
+      </w:r>
+      <w:r>
+        <w:rPr>
+          <w:lang w:val="sk-SK"/>
+        </w:rPr>
+        <w:t xml:space="preserve"> Každý uzol tohto stromu je reprezentovaný svojím kľúčom (identifikátorom funkcie alebo premennej) na základe ktorého sa potom v strome vyhľadáva, svojou dátovou zložkou, ktorá uchováva metadáta o každej premennej/funkcii, ktorá je v tabuľke symbolov a ukazateľmi na ľavého a pravého syna. </w:t>
+      </w:r>
+      <w:r>
+        <w:rPr>
+          <w:lang w:val="sk-SK"/>
+        </w:rPr>
+        <w:t xml:space="preserve">Nad tabuľkou symbolov môžme vykonávať rôzne operácie. Inicializáciu tabuľky, vyhľadávanie v tabuľke podľa zadaného kľúča , vkladanie nového uzla so svojím kľúčom do tabuľky a samozrejme vymazanie celej tabuľky symbolov. Okrem toho sme tiež rozširili funkcionalitu tabuľky symbolov o schopnosť vymazať práve jeden uzol so zadaným kľúčom. </w:t>
+      </w:r>
+      <w:r>
+        <w:rPr>
+          <w:lang w:val="sk-SK"/>
+        </w:rPr>
+        <w:t>V prípade, že sa jedná o uzol, ktorý má oboch synov, si najskôr nájdeme najlavejší uzol práveho podstromu uzla, ktorý chceme vymazať, obsah tohto najlvejšieho uzla zkopírujeme do uzla, ktorý cheme vymazať a daný najlavejší uzol vymažeme.</w:t>
+      </w:r>
     </w:p>
     <w:p>
       <w:pPr>
@@ -3983,7 +4233,25 @@
         <w:rPr>
           <w:lang w:val="sk-SK"/>
         </w:rPr>
-        <w:t>*Napísať spolu</w:t>
+        <w:t>S projektom takéhoto rozsahu sme moc skúseností doteraz nemali, takže to v nás zo začiatku vyvolalo obavy a pochybnosti, či sme schopní takýto projekt skompletizovať. No zároveň to pre nás predstavovalo výzvu, ktorú sme boli odhodlaní prijať a popasovať sa s ňou. Prácu sme si snažili rozdeliť tak, aby sa každý člen aspoň nejakým spôsobom podielal na jednotlivých častiach projektu, tým pádom boli naše časti na sebe relatívne závislé</w:t>
+      </w:r>
+      <w:r>
+        <w:rPr>
+          <w:lang w:val="sk-SK"/>
+        </w:rPr>
+        <w:t xml:space="preserve">, čo viedlo k tomu, že si ani jeden člen týmu nemohol dovoliť na svojej časti nepracovať. To jednoznačne pozitívne ovplivnilo naše tempo implementácie a zároveň sa nám v prípade výskytu chýb podarilo rýchlejšie dôjsť k ich vyriešeniu, keďže všetci členovia boli schopní porozumieť princípu fungovania danej časti, kde sa mohla chyba vyskytnúť. Situácia s pandémiou nám relatívne zťažila tvorbu tohto projektu, keďže sme boli izolovaní či už od seba, alebo v istej miere aj od školy. No vďaka pevnému odhodlaniu, pravidelnou komunikáciou medzi jednotlivými členmi a vedomím, že </w:t>
+      </w:r>
+      <w:r>
+        <w:rPr>
+          <w:lang w:val="sk-SK"/>
+        </w:rPr>
+        <w:t>nám tvorba tohto projektu môže do budúcnosti veľa dať, ak to nezoberieme na ľahkú váhu, sme náš prekladač dokončili.</w:t>
+      </w:r>
+      <w:r>
+        <w:rPr>
+          <w:lang w:val="sk-SK"/>
+        </w:rPr>
+        <w:t xml:space="preserve">   </w:t>
       </w:r>
     </w:p>
     <w:p>
@@ -8005,6 +8273,7 @@
   <w:style w:type="character" w:default="1" w:styleId="DefaultParagraphFont">
     <w:name w:val="Default Paragraph Font"/>
     <w:uiPriority w:val="1"/>
+    <w:semiHidden/>
     <w:unhideWhenUsed/>
   </w:style>
   <w:style w:type="table" w:default="1" w:styleId="TableNormal">
